--- a/BIM_Presentation/6th Semester/IT Project/Report/mid defence.docx
+++ b/BIM_Presentation/6th Semester/IT Project/Report/mid defence.docx
@@ -311,7 +311,7 @@
           <w:sz w:val="28"/>
         </w:rPr>
         <w:sectPr>
-          <w:footerReference w:type="default" r:id="rId6"/>
+          <w:footerReference w:type="default" r:id="rId8"/>
           <w:pgSz w:w="11906" w:h="16838" w:code="9"/>
           <w:pgMar w:top="1440" w:right="1440" w:bottom="1440" w:left="1440" w:header="720" w:footer="720" w:gutter="0"/>
           <w:pgNumType w:fmt="upperRoman" w:start="1"/>
@@ -2614,23 +2614,7 @@
                 <w:rFonts w:cs="Times New Roman"/>
                 <w:noProof/>
               </w:rPr>
-              <w:t>1.6.1 Sc</w:t>
-            </w:r>
-            <w:r>
-              <w:rPr>
-                <w:rStyle w:val="Hyperlink"/>
-                <w:rFonts w:cs="Times New Roman"/>
-                <w:noProof/>
-              </w:rPr>
-              <w:t>o</w:t>
-            </w:r>
-            <w:r>
-              <w:rPr>
-                <w:rStyle w:val="Hyperlink"/>
-                <w:rFonts w:cs="Times New Roman"/>
-                <w:noProof/>
-              </w:rPr>
-              <w:t>pe</w:t>
+              <w:t>1.6.1 Scope</w:t>
             </w:r>
             <w:r>
               <w:rPr>
@@ -4207,23 +4191,7 @@
             <w:bCs/>
             <w:noProof/>
           </w:rPr>
-          <w:t>Use C</w:t>
-        </w:r>
-        <w:r>
-          <w:rPr>
-            <w:rStyle w:val="Hyperlink"/>
-            <w:bCs/>
-            <w:noProof/>
-          </w:rPr>
-          <w:t>a</w:t>
-        </w:r>
-        <w:r>
-          <w:rPr>
-            <w:rStyle w:val="Hyperlink"/>
-            <w:bCs/>
-            <w:noProof/>
-          </w:rPr>
-          <w:t>se Diagram</w:t>
+          <w:t>Use Case Diagram</w:t>
         </w:r>
         <w:r>
           <w:rPr>
@@ -4383,23 +4351,7 @@
             <w:bCs/>
             <w:noProof/>
           </w:rPr>
-          <w:t>Co</w:t>
-        </w:r>
-        <w:r>
-          <w:rPr>
-            <w:rStyle w:val="Hyperlink"/>
-            <w:bCs/>
-            <w:noProof/>
-          </w:rPr>
-          <w:t>n</w:t>
-        </w:r>
-        <w:r>
-          <w:rPr>
-            <w:rStyle w:val="Hyperlink"/>
-            <w:bCs/>
-            <w:noProof/>
-          </w:rPr>
-          <w:t>ceptual ER Diagram</w:t>
+          <w:t>Conceptual ER Diagram</w:t>
         </w:r>
         <w:r>
           <w:rPr>
@@ -4639,39 +4591,7 @@
             <w:bCs/>
             <w:noProof/>
           </w:rPr>
-          <w:t xml:space="preserve">High </w:t>
-        </w:r>
-        <w:r>
-          <w:rPr>
-            <w:rStyle w:val="Hyperlink"/>
-            <w:bCs/>
-            <w:noProof/>
-          </w:rPr>
-          <w:t>f</w:t>
-        </w:r>
-        <w:r>
-          <w:rPr>
-            <w:rStyle w:val="Hyperlink"/>
-            <w:bCs/>
-            <w:noProof/>
-          </w:rPr>
-          <w:t>idelity desig</w:t>
-        </w:r>
-        <w:r>
-          <w:rPr>
-            <w:rStyle w:val="Hyperlink"/>
-            <w:bCs/>
-            <w:noProof/>
-          </w:rPr>
-          <w:t>n</w:t>
-        </w:r>
-        <w:r>
-          <w:rPr>
-            <w:rStyle w:val="Hyperlink"/>
-            <w:bCs/>
-            <w:noProof/>
-          </w:rPr>
-          <w:t xml:space="preserve"> of the system</w:t>
+          <w:t>High fidelity design of the system</w:t>
         </w:r>
         <w:r>
           <w:rPr>
@@ -4960,23 +4880,7 @@
             <w:bCs/>
             <w:noProof/>
           </w:rPr>
-          <w:t>Techn</w:t>
-        </w:r>
-        <w:r>
-          <w:rPr>
-            <w:rStyle w:val="Hyperlink"/>
-            <w:bCs/>
-            <w:noProof/>
-          </w:rPr>
-          <w:t>o</w:t>
-        </w:r>
-        <w:r>
-          <w:rPr>
-            <w:rStyle w:val="Hyperlink"/>
-            <w:bCs/>
-            <w:noProof/>
-          </w:rPr>
-          <w:t>logy Stack</w:t>
+          <w:t>Technology Stack</w:t>
         </w:r>
         <w:r>
           <w:rPr>
@@ -5824,7 +5728,7 @@
           <w:rFonts w:cs="Times New Roman"/>
         </w:rPr>
         <w:sectPr>
-          <w:footerReference w:type="default" r:id="rId7"/>
+          <w:footerReference w:type="default" r:id="rId9"/>
           <w:pgSz w:w="11906" w:h="16838" w:code="9"/>
           <w:pgMar w:top="1440" w:right="1440" w:bottom="1440" w:left="2160" w:header="720" w:footer="720" w:gutter="0"/>
           <w:pgNumType w:fmt="lowerRoman" w:start="2"/>
@@ -6287,6 +6191,7 @@
       <w:r>
         <w:rPr>
           <w:rFonts w:cs="Times New Roman"/>
+          <w:noProof/>
         </w:rPr>
         <w:drawing>
           <wp:anchor distT="0" distB="0" distL="114300" distR="114300" simplePos="0" relativeHeight="251651584" behindDoc="0" locked="0" layoutInCell="1" allowOverlap="1" wp14:anchorId="63647E54" wp14:editId="4B149C82">
@@ -6312,7 +6217,7 @@
                     <pic:cNvPicPr/>
                   </pic:nvPicPr>
                   <pic:blipFill>
-                    <a:blip r:embed="rId8"/>
+                    <a:blip r:embed="rId10"/>
                     <a:stretch>
                       <a:fillRect/>
                     </a:stretch>
@@ -7195,7 +7100,7 @@
       </w:pPr>
       <w:r>
         <w:rPr>
-          <w:rFonts w:cs="Times New Roman"/>
+          <w:rFonts w:ascii="Symbol" w:hAnsi="Symbol" w:cs="Times New Roman"/>
           <w:noProof/>
         </w:rPr>
         <w:drawing>
@@ -7214,7 +7119,7 @@
                     <pic:cNvPicPr/>
                   </pic:nvPicPr>
                   <pic:blipFill>
-                    <a:blip r:embed="rId9"/>
+                    <a:blip r:embed="rId11"/>
                     <a:stretch>
                       <a:fillRect/>
                     </a:stretch>
@@ -7980,7 +7885,7 @@
                     <pic:cNvPicPr/>
                   </pic:nvPicPr>
                   <pic:blipFill>
-                    <a:blip r:embed="rId10"/>
+                    <a:blip r:embed="rId12"/>
                     <a:stretch>
                       <a:fillRect/>
                     </a:stretch>
@@ -8130,7 +8035,7 @@
                     <pic:cNvPicPr/>
                   </pic:nvPicPr>
                   <pic:blipFill>
-                    <a:blip r:embed="rId11"/>
+                    <a:blip r:embed="rId13"/>
                     <a:stretch>
                       <a:fillRect/>
                     </a:stretch>
@@ -8227,7 +8132,7 @@
                     <pic:cNvPicPr/>
                   </pic:nvPicPr>
                   <pic:blipFill>
-                    <a:blip r:embed="rId12"/>
+                    <a:blip r:embed="rId14"/>
                     <a:stretch>
                       <a:fillRect/>
                     </a:stretch>
@@ -8297,7 +8202,7 @@
                     <pic:cNvPicPr/>
                   </pic:nvPicPr>
                   <pic:blipFill>
-                    <a:blip r:embed="rId13"/>
+                    <a:blip r:embed="rId15"/>
                     <a:stretch>
                       <a:fillRect/>
                     </a:stretch>
@@ -8406,6 +8311,9 @@
         <w:jc w:val="center"/>
       </w:pPr>
       <w:r>
+        <w:rPr>
+          <w:noProof/>
+        </w:rPr>
         <w:drawing>
           <wp:inline distT="0" distB="0" distL="0" distR="0" wp14:anchorId="4D4EB141" wp14:editId="5EF2D684">
             <wp:extent cx="4930140" cy="3286578"/>
@@ -8422,7 +8330,7 @@
                     <pic:cNvPicPr/>
                   </pic:nvPicPr>
                   <pic:blipFill>
-                    <a:blip r:embed="rId14"/>
+                    <a:blip r:embed="rId16"/>
                     <a:stretch>
                       <a:fillRect/>
                     </a:stretch>
@@ -11669,7 +11577,7 @@
       <w:r>
         <w:t xml:space="preserve">(1), e59. </w:t>
       </w:r>
-      <w:hyperlink r:id="rId15" w:tgtFrame="_new" w:history="1">
+      <w:hyperlink r:id="rId17" w:tgtFrame="_new" w:history="1">
         <w:r>
           <w:rPr>
             <w:rStyle w:val="Hyperlink"/>
@@ -11693,7 +11601,7 @@
       <w:r>
         <w:t xml:space="preserve">(2), 81–90. </w:t>
       </w:r>
-      <w:hyperlink r:id="rId16" w:tgtFrame="_new" w:history="1">
+      <w:hyperlink r:id="rId18" w:tgtFrame="_new" w:history="1">
         <w:r>
           <w:rPr>
             <w:rStyle w:val="Hyperlink"/>
@@ -11717,7 +11625,7 @@
       <w:r>
         <w:t xml:space="preserve">(6), 895–905. </w:t>
       </w:r>
-      <w:hyperlink r:id="rId17" w:tgtFrame="_new" w:history="1">
+      <w:hyperlink r:id="rId19" w:tgtFrame="_new" w:history="1">
         <w:r>
           <w:rPr>
             <w:rStyle w:val="Hyperlink"/>
@@ -11749,7 +11657,7 @@
       <w:r>
         <w:t xml:space="preserve">(4), 321–334. </w:t>
       </w:r>
-      <w:hyperlink r:id="rId18" w:tgtFrame="_new" w:history="1">
+      <w:hyperlink r:id="rId20" w:tgtFrame="_new" w:history="1">
         <w:r>
           <w:rPr>
             <w:rStyle w:val="Hyperlink"/>
@@ -11773,7 +11681,7 @@
       <w:r>
         <w:t xml:space="preserve">(2), 56–69. </w:t>
       </w:r>
-      <w:hyperlink r:id="rId19" w:tgtFrame="_new" w:history="1">
+      <w:hyperlink r:id="rId21" w:tgtFrame="_new" w:history="1">
         <w:r>
           <w:rPr>
             <w:rStyle w:val="Hyperlink"/>
@@ -11797,7 +11705,7 @@
       <w:r>
         <w:t xml:space="preserve">(8), 5745–5757. </w:t>
       </w:r>
-      <w:hyperlink r:id="rId20" w:tgtFrame="_new" w:history="1">
+      <w:hyperlink r:id="rId22" w:tgtFrame="_new" w:history="1">
         <w:r>
           <w:rPr>
             <w:rStyle w:val="Hyperlink"/>
@@ -11820,7 +11728,7 @@
     <w:p>
       <w:pPr>
         <w:sectPr>
-          <w:footerReference w:type="default" r:id="rId21"/>
+          <w:footerReference w:type="default" r:id="rId23"/>
           <w:type w:val="continuous"/>
           <w:pgSz w:w="11906" w:h="16838" w:code="9"/>
           <w:pgMar w:top="1440" w:right="1440" w:bottom="1440" w:left="2160" w:header="720" w:footer="720" w:gutter="0"/>
@@ -11893,7 +11801,7 @@
                     <pic:cNvPicPr/>
                   </pic:nvPicPr>
                   <pic:blipFill>
-                    <a:blip r:embed="rId22"/>
+                    <a:blip r:embed="rId24"/>
                     <a:stretch>
                       <a:fillRect/>
                     </a:stretch>
@@ -11925,24 +11833,14 @@
       <w:r>
         <w:t>Figure A.</w:t>
       </w:r>
-      <w:r>
-        <w:fldChar w:fldCharType="begin"/>
-      </w:r>
-      <w:r>
-        <w:instrText xml:space="preserve"> SEQ Figure \* ARABIC \s 1 </w:instrText>
-      </w:r>
-      <w:r>
-        <w:fldChar w:fldCharType="separate"/>
-      </w:r>
-      <w:r>
-        <w:rPr>
-          <w:noProof/>
-        </w:rPr>
-        <w:t>1</w:t>
-      </w:r>
-      <w:r>
-        <w:fldChar w:fldCharType="end"/>
-      </w:r>
+      <w:fldSimple w:instr=" SEQ Figure \* ARABIC \s 1 ">
+        <w:r>
+          <w:rPr>
+            <w:noProof/>
+          </w:rPr>
+          <w:t>1</w:t>
+        </w:r>
+      </w:fldSimple>
       <w:r>
         <w:t xml:space="preserve">: </w:t>
       </w:r>
@@ -11980,7 +11878,7 @@
                     <pic:cNvPicPr/>
                   </pic:nvPicPr>
                   <pic:blipFill>
-                    <a:blip r:embed="rId23"/>
+                    <a:blip r:embed="rId25"/>
                     <a:stretch>
                       <a:fillRect/>
                     </a:stretch>
@@ -12012,24 +11910,14 @@
       <w:r>
         <w:t>Figure A.</w:t>
       </w:r>
-      <w:r>
-        <w:fldChar w:fldCharType="begin"/>
-      </w:r>
-      <w:r>
-        <w:instrText xml:space="preserve"> SEQ Figure \* ARABIC \s 1 </w:instrText>
-      </w:r>
-      <w:r>
-        <w:fldChar w:fldCharType="separate"/>
-      </w:r>
-      <w:r>
-        <w:rPr>
-          <w:noProof/>
-        </w:rPr>
-        <w:t>2</w:t>
-      </w:r>
-      <w:r>
-        <w:fldChar w:fldCharType="end"/>
-      </w:r>
+      <w:fldSimple w:instr=" SEQ Figure \* ARABIC \s 1 ">
+        <w:r>
+          <w:rPr>
+            <w:noProof/>
+          </w:rPr>
+          <w:t>2</w:t>
+        </w:r>
+      </w:fldSimple>
       <w:r>
         <w:t xml:space="preserve">: </w:t>
       </w:r>
@@ -12072,7 +11960,7 @@
                     <pic:cNvPicPr/>
                   </pic:nvPicPr>
                   <pic:blipFill>
-                    <a:blip r:embed="rId24"/>
+                    <a:blip r:embed="rId26"/>
                     <a:stretch>
                       <a:fillRect/>
                     </a:stretch>
@@ -12104,24 +11992,14 @@
       <w:r>
         <w:t>Figure A.</w:t>
       </w:r>
-      <w:r>
-        <w:fldChar w:fldCharType="begin"/>
-      </w:r>
-      <w:r>
-        <w:instrText xml:space="preserve"> SEQ Figure \* ARABIC \s 1 </w:instrText>
-      </w:r>
-      <w:r>
-        <w:fldChar w:fldCharType="separate"/>
-      </w:r>
-      <w:r>
-        <w:rPr>
-          <w:noProof/>
-        </w:rPr>
-        <w:t>3</w:t>
-      </w:r>
-      <w:r>
-        <w:fldChar w:fldCharType="end"/>
-      </w:r>
+      <w:fldSimple w:instr=" SEQ Figure \* ARABIC \s 1 ">
+        <w:r>
+          <w:rPr>
+            <w:noProof/>
+          </w:rPr>
+          <w:t>3</w:t>
+        </w:r>
+      </w:fldSimple>
       <w:r>
         <w:t xml:space="preserve">: </w:t>
       </w:r>
@@ -12159,7 +12037,7 @@
                     <pic:cNvPicPr/>
                   </pic:nvPicPr>
                   <pic:blipFill>
-                    <a:blip r:embed="rId25"/>
+                    <a:blip r:embed="rId27"/>
                     <a:stretch>
                       <a:fillRect/>
                     </a:stretch>
@@ -12191,24 +12069,14 @@
       <w:r>
         <w:t>Figure A.</w:t>
       </w:r>
-      <w:r>
-        <w:fldChar w:fldCharType="begin"/>
-      </w:r>
-      <w:r>
-        <w:instrText xml:space="preserve"> SEQ Figure \* ARABIC \s 1 </w:instrText>
-      </w:r>
-      <w:r>
-        <w:fldChar w:fldCharType="separate"/>
-      </w:r>
-      <w:r>
-        <w:rPr>
-          <w:noProof/>
-        </w:rPr>
-        <w:t>4</w:t>
-      </w:r>
-      <w:r>
-        <w:fldChar w:fldCharType="end"/>
-      </w:r>
+      <w:fldSimple w:instr=" SEQ Figure \* ARABIC \s 1 ">
+        <w:r>
+          <w:rPr>
+            <w:noProof/>
+          </w:rPr>
+          <w:t>4</w:t>
+        </w:r>
+      </w:fldSimple>
       <w:r>
         <w:t xml:space="preserve">: </w:t>
       </w:r>
@@ -12252,7 +12120,7 @@
                     <pic:cNvPicPr/>
                   </pic:nvPicPr>
                   <pic:blipFill>
-                    <a:blip r:embed="rId26"/>
+                    <a:blip r:embed="rId28"/>
                     <a:stretch>
                       <a:fillRect/>
                     </a:stretch>
@@ -12284,24 +12152,14 @@
       <w:r>
         <w:t>Figure A.</w:t>
       </w:r>
-      <w:r>
-        <w:fldChar w:fldCharType="begin"/>
-      </w:r>
-      <w:r>
-        <w:instrText xml:space="preserve"> SEQ Figure \* ARABIC \s 1 </w:instrText>
-      </w:r>
-      <w:r>
-        <w:fldChar w:fldCharType="separate"/>
-      </w:r>
-      <w:r>
-        <w:rPr>
-          <w:noProof/>
-        </w:rPr>
-        <w:t>5</w:t>
-      </w:r>
-      <w:r>
-        <w:fldChar w:fldCharType="end"/>
-      </w:r>
+      <w:fldSimple w:instr=" SEQ Figure \* ARABIC \s 1 ">
+        <w:r>
+          <w:rPr>
+            <w:noProof/>
+          </w:rPr>
+          <w:t>5</w:t>
+        </w:r>
+      </w:fldSimple>
       <w:r>
         <w:t xml:space="preserve">: </w:t>
       </w:r>
@@ -12339,7 +12197,7 @@
                     <pic:cNvPicPr/>
                   </pic:nvPicPr>
                   <pic:blipFill>
-                    <a:blip r:embed="rId27"/>
+                    <a:blip r:embed="rId29"/>
                     <a:stretch>
                       <a:fillRect/>
                     </a:stretch>
@@ -12371,24 +12229,14 @@
       <w:r>
         <w:t>Figure A.</w:t>
       </w:r>
-      <w:r>
-        <w:fldChar w:fldCharType="begin"/>
-      </w:r>
-      <w:r>
-        <w:instrText xml:space="preserve"> SEQ Figure \* ARABIC \s 1 </w:instrText>
-      </w:r>
-      <w:r>
-        <w:fldChar w:fldCharType="separate"/>
-      </w:r>
-      <w:r>
-        <w:rPr>
-          <w:noProof/>
-        </w:rPr>
-        <w:t>6</w:t>
-      </w:r>
-      <w:r>
-        <w:fldChar w:fldCharType="end"/>
-      </w:r>
+      <w:fldSimple w:instr=" SEQ Figure \* ARABIC \s 1 ">
+        <w:r>
+          <w:rPr>
+            <w:noProof/>
+          </w:rPr>
+          <w:t>6</w:t>
+        </w:r>
+      </w:fldSimple>
       <w:r>
         <w:t xml:space="preserve">: </w:t>
       </w:r>
@@ -12411,6 +12259,31 @@
     </w:sectPr>
   </w:body>
 </w:document>
+</file>
+
+<file path=word/endnotes.xml><?xml version="1.0" encoding="utf-8"?>
+<w:endnotes xmlns:wpc="http://schemas.microsoft.com/office/word/2010/wordprocessingCanvas" xmlns:cx="http://schemas.microsoft.com/office/drawing/2014/chartex" xmlns:cx1="http://schemas.microsoft.com/office/drawing/2015/9/8/chartex" xmlns:cx2="http://schemas.microsoft.com/office/drawing/2015/10/21/chartex" xmlns:cx3="http://schemas.microsoft.com/office/drawing/2016/5/9/chartex" xmlns:cx4="http://schemas.microsoft.com/office/drawing/2016/5/10/chartex" xmlns:cx5="http://schemas.microsoft.com/office/drawing/2016/5/11/chartex" xmlns:cx6="http://schemas.microsoft.com/office/drawing/2016/5/12/chartex" xmlns:cx7="http://schemas.microsoft.com/office/drawing/2016/5/13/chartex" xmlns:cx8="http://schemas.microsoft.com/office/drawing/2016/5/14/chartex" xmlns:mc="http://schemas.openxmlformats.org/markup-compatibility/2006" xmlns:aink="http://schemas.microsoft.com/office/drawing/2016/ink" xmlns:am3d="http://schemas.microsoft.com/office/drawing/2017/model3d" xmlns:o="urn:schemas-microsoft-com:office:office" xmlns:oel="http://schemas.microsoft.com/office/2019/extlst" xmlns:r="http://schemas.openxmlformats.org/officeDocument/2006/relationships" xmlns:m="http://schemas.openxmlformats.org/officeDocument/2006/math" xmlns:v="urn:schemas-microsoft-com:vml" xmlns:wp14="http://schemas.microsoft.com/office/word/2010/wordprocessingDrawing" xmlns:wp="http://schemas.openxmlformats.org/drawingml/2006/wordprocessingDrawing" xmlns:w10="urn:schemas-microsoft-com:office:word" xmlns:w="http://schemas.openxmlformats.org/wordprocessingml/2006/main" xmlns:w14="http://schemas.microsoft.com/office/word/2010/wordml" xmlns:w15="http://schemas.microsoft.com/office/word/2012/wordml" xmlns:w16cex="http://schemas.microsoft.com/office/word/2018/wordml/cex" xmlns:w16cid="http://schemas.microsoft.com/office/word/2016/wordml/cid" xmlns:w16="http://schemas.microsoft.com/office/word/2018/wordml" xmlns:w16du="http://schemas.microsoft.com/office/word/2023/wordml/word16du" xmlns:w16sdtdh="http://schemas.microsoft.com/office/word/2020/wordml/sdtdatahash" xmlns:w16sdtfl="http://schemas.microsoft.com/office/word/2024/wordml/sdtformatlock" xmlns:w16se="http://schemas.microsoft.com/office/word/2015/wordml/symex" xmlns:wpg="http://schemas.microsoft.com/office/word/2010/wordprocessingGroup" xmlns:wpi="http://schemas.microsoft.com/office/word/2010/wordprocessingInk" xmlns:wne="http://schemas.microsoft.com/office/word/2006/wordml" xmlns:wps="http://schemas.microsoft.com/office/word/2010/wordprocessingShape" mc:Ignorable="w14 w15 w16se w16cid w16 w16cex w16sdtdh w16sdtfl w16du wp14">
+  <w:endnote w:type="separator" w:id="-1">
+    <w:p>
+      <w:pPr>
+        <w:spacing w:after="0" w:line="240" w:lineRule="auto"/>
+      </w:pPr>
+      <w:r>
+        <w:separator/>
+      </w:r>
+    </w:p>
+  </w:endnote>
+  <w:endnote w:type="continuationSeparator" w:id="0">
+    <w:p>
+      <w:pPr>
+        <w:spacing w:after="0" w:line="240" w:lineRule="auto"/>
+      </w:pPr>
+      <w:r>
+        <w:continuationSeparator/>
+      </w:r>
+    </w:p>
+  </w:endnote>
+</w:endnotes>
 </file>
 
 <file path=word/footer1.xml><?xml version="1.0" encoding="utf-8"?>
@@ -12520,6 +12393,31 @@
 </w:ftr>
 </file>
 
+<file path=word/footnotes.xml><?xml version="1.0" encoding="utf-8"?>
+<w:footnotes xmlns:wpc="http://schemas.microsoft.com/office/word/2010/wordprocessingCanvas" xmlns:cx="http://schemas.microsoft.com/office/drawing/2014/chartex" xmlns:cx1="http://schemas.microsoft.com/office/drawing/2015/9/8/chartex" xmlns:cx2="http://schemas.microsoft.com/office/drawing/2015/10/21/chartex" xmlns:cx3="http://schemas.microsoft.com/office/drawing/2016/5/9/chartex" xmlns:cx4="http://schemas.microsoft.com/office/drawing/2016/5/10/chartex" xmlns:cx5="http://schemas.microsoft.com/office/drawing/2016/5/11/chartex" xmlns:cx6="http://schemas.microsoft.com/office/drawing/2016/5/12/chartex" xmlns:cx7="http://schemas.microsoft.com/office/drawing/2016/5/13/chartex" xmlns:cx8="http://schemas.microsoft.com/office/drawing/2016/5/14/chartex" xmlns:mc="http://schemas.openxmlformats.org/markup-compatibility/2006" xmlns:aink="http://schemas.microsoft.com/office/drawing/2016/ink" xmlns:am3d="http://schemas.microsoft.com/office/drawing/2017/model3d" xmlns:o="urn:schemas-microsoft-com:office:office" xmlns:oel="http://schemas.microsoft.com/office/2019/extlst" xmlns:r="http://schemas.openxmlformats.org/officeDocument/2006/relationships" xmlns:m="http://schemas.openxmlformats.org/officeDocument/2006/math" xmlns:v="urn:schemas-microsoft-com:vml" xmlns:wp14="http://schemas.microsoft.com/office/word/2010/wordprocessingDrawing" xmlns:wp="http://schemas.openxmlformats.org/drawingml/2006/wordprocessingDrawing" xmlns:w10="urn:schemas-microsoft-com:office:word" xmlns:w="http://schemas.openxmlformats.org/wordprocessingml/2006/main" xmlns:w14="http://schemas.microsoft.com/office/word/2010/wordml" xmlns:w15="http://schemas.microsoft.com/office/word/2012/wordml" xmlns:w16cex="http://schemas.microsoft.com/office/word/2018/wordml/cex" xmlns:w16cid="http://schemas.microsoft.com/office/word/2016/wordml/cid" xmlns:w16="http://schemas.microsoft.com/office/word/2018/wordml" xmlns:w16du="http://schemas.microsoft.com/office/word/2023/wordml/word16du" xmlns:w16sdtdh="http://schemas.microsoft.com/office/word/2020/wordml/sdtdatahash" xmlns:w16sdtfl="http://schemas.microsoft.com/office/word/2024/wordml/sdtformatlock" xmlns:w16se="http://schemas.microsoft.com/office/word/2015/wordml/symex" xmlns:wpg="http://schemas.microsoft.com/office/word/2010/wordprocessingGroup" xmlns:wpi="http://schemas.microsoft.com/office/word/2010/wordprocessingInk" xmlns:wne="http://schemas.microsoft.com/office/word/2006/wordml" xmlns:wps="http://schemas.microsoft.com/office/word/2010/wordprocessingShape" mc:Ignorable="w14 w15 w16se w16cid w16 w16cex w16sdtdh w16sdtfl w16du wp14">
+  <w:footnote w:type="separator" w:id="-1">
+    <w:p>
+      <w:pPr>
+        <w:spacing w:after="0" w:line="240" w:lineRule="auto"/>
+      </w:pPr>
+      <w:r>
+        <w:separator/>
+      </w:r>
+    </w:p>
+  </w:footnote>
+  <w:footnote w:type="continuationSeparator" w:id="0">
+    <w:p>
+      <w:pPr>
+        <w:spacing w:after="0" w:line="240" w:lineRule="auto"/>
+      </w:pPr>
+      <w:r>
+        <w:continuationSeparator/>
+      </w:r>
+    </w:p>
+  </w:footnote>
+</w:footnotes>
+</file>
+
 <file path=word/numbering.xml><?xml version="1.0" encoding="utf-8"?>
 <w:numbering xmlns:wpc="http://schemas.microsoft.com/office/word/2010/wordprocessingCanvas" xmlns:cx="http://schemas.microsoft.com/office/drawing/2014/chartex" xmlns:cx1="http://schemas.microsoft.com/office/drawing/2015/9/8/chartex" xmlns:cx2="http://schemas.microsoft.com/office/drawing/2015/10/21/chartex" xmlns:cx3="http://schemas.microsoft.com/office/drawing/2016/5/9/chartex" xmlns:cx4="http://schemas.microsoft.com/office/drawing/2016/5/10/chartex" xmlns:cx5="http://schemas.microsoft.com/office/drawing/2016/5/11/chartex" xmlns:cx6="http://schemas.microsoft.com/office/drawing/2016/5/12/chartex" xmlns:cx7="http://schemas.microsoft.com/office/drawing/2016/5/13/chartex" xmlns:cx8="http://schemas.microsoft.com/office/drawing/2016/5/14/chartex" xmlns:mc="http://schemas.openxmlformats.org/markup-compatibility/2006" xmlns:aink="http://schemas.microsoft.com/office/drawing/2016/ink" xmlns:am3d="http://schemas.microsoft.com/office/drawing/2017/model3d" xmlns:o="urn:schemas-microsoft-com:office:office" xmlns:oel="http://schemas.microsoft.com/office/2019/extlst" xmlns:r="http://schemas.openxmlformats.org/officeDocument/2006/relationships" xmlns:m="http://schemas.openxmlformats.org/officeDocument/2006/math" xmlns:v="urn:schemas-microsoft-com:vml" xmlns:wp14="http://schemas.microsoft.com/office/word/2010/wordprocessingDrawing" xmlns:wp="http://schemas.openxmlformats.org/drawingml/2006/wordprocessingDrawing" xmlns:w10="urn:schemas-microsoft-com:office:word" xmlns:w="http://schemas.openxmlformats.org/wordprocessingml/2006/main" xmlns:w14="http://schemas.microsoft.com/office/word/2010/wordml" xmlns:w15="http://schemas.microsoft.com/office/word/2012/wordml" xmlns:w16cex="http://schemas.microsoft.com/office/word/2018/wordml/cex" xmlns:w16cid="http://schemas.microsoft.com/office/word/2016/wordml/cid" xmlns:w16="http://schemas.microsoft.com/office/word/2018/wordml" xmlns:w16du="http://schemas.microsoft.com/office/word/2023/wordml/word16du" xmlns:w16sdtdh="http://schemas.microsoft.com/office/word/2020/wordml/sdtdatahash" xmlns:w16sdtfl="http://schemas.microsoft.com/office/word/2024/wordml/sdtformatlock" xmlns:w16se="http://schemas.microsoft.com/office/word/2015/wordml/symex" xmlns:wpg="http://schemas.microsoft.com/office/word/2010/wordprocessingGroup" xmlns:wpi="http://schemas.microsoft.com/office/word/2010/wordprocessingInk" xmlns:wne="http://schemas.microsoft.com/office/word/2006/wordml" xmlns:wps="http://schemas.microsoft.com/office/word/2010/wordprocessingShape" mc:Ignorable="w14 w15 w16se w16cid w16 w16cex w16sdtdh w16sdtfl w16du wp14">
   <w:abstractNum w:abstractNumId="0" w15:restartNumberingAfterBreak="0">
@@ -12657,7 +12555,7 @@
   <w:abstractNum w:abstractNumId="7" w15:restartNumberingAfterBreak="0">
     <w:nsid w:val="FFFFFF88"/>
     <w:multiLevelType w:val="singleLevel"/>
-    <w:tmpl w:val="FC24736E"/>
+    <w:tmpl w:val="2102C8AA"/>
     <w:lvl w:ilvl="0">
       <w:start w:val="1"/>
       <w:numFmt w:val="decimal"/>
@@ -12835,6 +12733,9 @@
   </w:num>
   <w:num w:numId="10" w16cid:durableId="279800283">
     <w:abstractNumId w:val="9"/>
+  </w:num>
+  <w:num w:numId="11" w16cid:durableId="127743823">
+    <w:abstractNumId w:val="7"/>
   </w:num>
 </w:numbering>
 </file>
